--- a/Capstone Project/Project Draft Report.docx
+++ b/Capstone Project/Project Draft Report.docx
@@ -222,12 +222,9 @@
       </w:r>
     </w:p>
     <w:p>
-      <w:r>
-        <w:t>For the capstone project, I have decided to work with</w:t>
-      </w:r>
-      <w:r>
-        <w:t xml:space="preserve"> the </w:t>
-      </w:r>
+      <w:pPr>
+        <w:ind w:firstLine="720"/>
+      </w:pPr>
       <w:r>
         <w:t>Emergency Medical Services (</w:t>
       </w:r>
@@ -238,97 +235,1597 @@
         <w:t>)</w:t>
       </w:r>
       <w:r>
-        <w:t xml:space="preserve"> Incident </w:t>
-      </w:r>
-      <w:r>
-        <w:t>Dispatch Data</w:t>
-      </w:r>
-      <w:r>
-        <w:t xml:space="preserve"> from the N</w:t>
-      </w:r>
-      <w:r>
-        <w:t xml:space="preserve">ew </w:t>
-      </w:r>
-      <w:r>
-        <w:t>Y</w:t>
-      </w:r>
-      <w:r>
-        <w:t xml:space="preserve">ork </w:t>
-      </w:r>
+        <w:t xml:space="preserve"> </w:t>
+      </w:r>
+      <w:r>
+        <w:t>is a critical component of urban and sub</w:t>
+      </w:r>
+      <w:r>
+        <w:t>urban public health. The speed and efficiency of EMS units can often be the difference between life and death for people experience medical emergencies</w:t>
+      </w:r>
+      <w:r>
+        <w:t xml:space="preserve">, especially acute cases such as cardiac arrest, stroke, or traumatic injuries. </w:t>
+      </w:r>
+      <w:r>
+        <w:t xml:space="preserve">In large metropolitan areas, such as New York City, factors such as population density, traffic congestion, </w:t>
+      </w:r>
+      <w:r>
+        <w:t xml:space="preserve">geographic dispersion, and socioeconomic disparity not only </w:t>
+      </w:r>
+      <w:r>
+        <w:t xml:space="preserve">cause additional complications to EMS response, but they are also vital factors in </w:t>
+      </w:r>
+      <w:r>
+        <w:t xml:space="preserve">designing and maintaining a system that provides </w:t>
+      </w:r>
+      <w:r>
+        <w:t xml:space="preserve">efficient and effective service to all communities. </w:t>
+      </w:r>
+    </w:p>
+    <w:p>
+      <w:pPr>
+        <w:ind w:firstLine="720"/>
+      </w:pPr>
+      <w:r>
+        <w:t xml:space="preserve">This project analyzes </w:t>
+      </w:r>
+      <w:r>
+        <w:t xml:space="preserve">The Emergency Servies Incident Dispatch Data published by </w:t>
+      </w:r>
+      <w:r>
+        <w:t>the New</w:t>
+      </w:r>
+      <w:r>
+        <w:t xml:space="preserve"> York City Fire Department (FDNY) through the NYC Open Data portal. </w:t>
+      </w:r>
+      <w:r>
+        <w:t>The dataset is generated by the EMS Computer Aided Dispatch (CAD) system and spans all i</w:t>
+      </w:r>
+      <w:r>
+        <w:t>ncidents from call creation through closure. For this analysis, the dataset has been filtered to</w:t>
+      </w:r>
+      <w:r>
+        <w:t xml:space="preserve"> include the years 2023 through 2025, which provides a post-pandemic baseline that reflects current operations readiness of the EMS system in New York</w:t>
+      </w:r>
+      <w:r>
+        <w:t>.</w:t>
+      </w:r>
+    </w:p>
+    <w:p>
+      <w:pPr>
+        <w:ind w:firstLine="720"/>
+      </w:pPr>
+      <w:r>
+        <w:t xml:space="preserve">The goals of this project are to first characterize the distribution and geographic variation of EMS calls across New York City and its five boroughs. Second, </w:t>
+      </w:r>
+      <w:r>
+        <w:t>identify</w:t>
+      </w:r>
+      <w:r>
+        <w:t xml:space="preserve"> factors most strongly associated with response time, with particular attention to temporal patterns and </w:t>
+      </w:r>
+      <w:r>
+        <w:t xml:space="preserve">borough-level disparities. Third, </w:t>
+      </w:r>
+      <w:r>
+        <w:t>analyze</w:t>
+      </w:r>
+      <w:r>
+        <w:t xml:space="preserve"> the current distribution of demand </w:t>
+      </w:r>
+      <w:r>
+        <w:t xml:space="preserve">and determine if there are areas of opportunity to improve resource allocation across the city. </w:t>
+      </w:r>
+      <w:r>
+        <w:t xml:space="preserve">These goals are driven by a desire to help achieve a </w:t>
+      </w:r>
+      <w:r>
+        <w:t xml:space="preserve">socially responsible and sustainable EMS system in New York City that balances the needs of all residents and visitors to the city, while providing a data-driven approach that can be </w:t>
+      </w:r>
+      <w:r>
+        <w:t xml:space="preserve">serve as an ongoing tool for local leaders. </w:t>
+      </w:r>
+    </w:p>
+    <w:p>
+      <w:pPr>
+        <w:ind w:firstLine="720"/>
+      </w:pPr>
+      <w:r>
+        <w:lastRenderedPageBreak/>
+        <w:t xml:space="preserve">To achieve these goals, the analysis relies on three statistical methods; multiple linear regression to model response time as a function of borough, time of day, day of week, and call type; K-Means clustering to identify demand patterns across borough-hour combinations that can inform </w:t>
+      </w:r>
+      <w:r>
+        <w:t xml:space="preserve">resources allocation decisions, and Kernel Denisty Estimation (KDE) to characterize the distribution of response </w:t>
+      </w:r>
+      <w:r>
+        <w:t>tim</w:t>
+      </w:r>
+      <w:r>
+        <w:t>es and identify incidents that</w:t>
+      </w:r>
+      <w:r>
+        <w:t xml:space="preserve"> exceed an operationally meaningful severity threshold. Together, these methods </w:t>
+      </w:r>
+      <w:r>
+        <w:t>provide insight into what drives response time and when and where demand is highest.</w:t>
+      </w:r>
+    </w:p>
+    <w:p>
+      <w:pPr>
+        <w:pStyle w:val="Heading3"/>
+      </w:pPr>
+      <w:r>
+        <w:t>Exploratory Data Analysis</w:t>
+      </w:r>
+    </w:p>
+    <w:p>
+      <w:pPr>
+        <w:pStyle w:val="Heading4"/>
+      </w:pPr>
+      <w:r>
+        <w:t xml:space="preserve">Data Extraction and </w:t>
+      </w:r>
+      <w:r>
+        <w:t>Description</w:t>
+      </w:r>
+    </w:p>
+    <w:p>
+      <w:r>
+        <w:tab/>
+        <w:t xml:space="preserve">The raw dataset contains approximately 28.7 million rows across 31 columns, spanning multiple years. </w:t>
+      </w:r>
+      <w:r>
+        <w:t>Prior to download, the dataset was filtered through the NYC Open Data portal to include incident dat</w:t>
+      </w:r>
+      <w:r>
+        <w:t xml:space="preserve">es with an INCIDENT_DATETIME between January 1, </w:t>
+      </w:r>
+      <w:r>
+        <w:t>2023,</w:t>
+      </w:r>
+      <w:r>
+        <w:t xml:space="preserve"> and December 3</w:t>
+      </w:r>
+      <w:r>
+        <w:t>1,</w:t>
+      </w:r>
+      <w:r>
+        <w:t xml:space="preserve"> 2025.</w:t>
+      </w:r>
+      <w:r>
+        <w:t xml:space="preserve"> The filtering was done at the portal level to reduce the file size before local impor</w:t>
+      </w:r>
+      <w:r>
+        <w:t xml:space="preserve">t and resulted in a dataset of </w:t>
+      </w:r>
+      <w:r>
+        <w:t>3.19 million rows.</w:t>
+      </w:r>
+      <w:r>
+        <w:t xml:space="preserve"> </w:t>
+      </w:r>
+      <w:r>
+        <w:t>Of the original 31 columns, t</w:t>
+      </w:r>
+      <w:r>
+        <w:t>he following were retained for analysis:</w:t>
+      </w:r>
+    </w:p>
+    <w:p>
+      <w:pPr>
+        <w:pStyle w:val="ListParagraph"/>
+        <w:numPr>
+          <w:ilvl w:val="0"/>
+          <w:numId w:val="5"/>
+        </w:numPr>
+      </w:pPr>
+      <w:r>
+        <w:t xml:space="preserve">INCIDENT_DATETIME – the timestamp of call creation </w:t>
+      </w:r>
+    </w:p>
+    <w:p>
+      <w:pPr>
+        <w:pStyle w:val="ListParagraph"/>
+        <w:numPr>
+          <w:ilvl w:val="0"/>
+          <w:numId w:val="5"/>
+        </w:numPr>
+      </w:pPr>
+      <w:r>
+        <w:t xml:space="preserve">FINAL_CALL_TYPE – the nature of the incident </w:t>
+      </w:r>
+      <w:r>
+        <w:t>entered</w:t>
+      </w:r>
+      <w:r>
+        <w:t xml:space="preserve"> the CAD system at call closure</w:t>
+      </w:r>
+    </w:p>
+    <w:p>
+      <w:pPr>
+        <w:pStyle w:val="ListParagraph"/>
+        <w:numPr>
+          <w:ilvl w:val="0"/>
+          <w:numId w:val="5"/>
+        </w:numPr>
+      </w:pPr>
+      <w:r>
+        <w:t>INCIDENT_RESPONSE_SECONDS_QY – the elapsed time between call creation and the first arriving unit</w:t>
+      </w:r>
+      <w:r>
+        <w:t xml:space="preserve">, this is precalculated by the CAD system </w:t>
+      </w:r>
+    </w:p>
+    <w:p>
+      <w:pPr>
+        <w:pStyle w:val="ListParagraph"/>
+        <w:numPr>
+          <w:ilvl w:val="0"/>
+          <w:numId w:val="5"/>
+        </w:numPr>
+      </w:pPr>
+      <w:r>
+        <w:t xml:space="preserve">BOROUGH – the NYC </w:t>
+      </w:r>
+      <w:r>
+        <w:t>borough in which the incident occurred</w:t>
+      </w:r>
+    </w:p>
+    <w:p>
+      <w:pPr>
+        <w:pStyle w:val="ListParagraph"/>
+        <w:numPr>
+          <w:ilvl w:val="0"/>
+          <w:numId w:val="5"/>
+        </w:numPr>
+      </w:pPr>
+      <w:r>
+        <w:t>ZIP CODE – the ZIP code in which the incident occurred</w:t>
+      </w:r>
+    </w:p>
+    <w:p>
+      <w:r>
+        <w:lastRenderedPageBreak/>
+        <w:t>From t</w:t>
+      </w:r>
+      <w:r>
+        <w:t>hose columns</w:t>
+      </w:r>
+      <w:r>
+        <w:t>, the following variables were calculated</w:t>
+      </w:r>
+      <w:r>
+        <w:t xml:space="preserve"> and added to the dataset at the row level.</w:t>
+      </w:r>
+    </w:p>
+    <w:p>
+      <w:pPr>
+        <w:pStyle w:val="ListParagraph"/>
+        <w:numPr>
+          <w:ilvl w:val="0"/>
+          <w:numId w:val="6"/>
+        </w:numPr>
+      </w:pPr>
+      <w:r>
+        <w:t>HOUR – the hour of the day when the incident occurred</w:t>
+      </w:r>
+    </w:p>
+    <w:p>
+      <w:pPr>
+        <w:pStyle w:val="ListParagraph"/>
+        <w:numPr>
+          <w:ilvl w:val="0"/>
+          <w:numId w:val="6"/>
+        </w:numPr>
+      </w:pPr>
+      <w:r>
+        <w:t>DAY_OF_WEEK – the day of the week the incident occurred</w:t>
+      </w:r>
+    </w:p>
+    <w:p>
+      <w:pPr>
+        <w:pStyle w:val="ListParagraph"/>
+        <w:numPr>
+          <w:ilvl w:val="0"/>
+          <w:numId w:val="6"/>
+        </w:numPr>
+      </w:pPr>
+      <w:r>
+        <w:t xml:space="preserve">MONTH – the calendar month </w:t>
+      </w:r>
+      <w:r>
+        <w:t>the incident occurred</w:t>
+      </w:r>
+    </w:p>
+    <w:p>
+      <w:pPr>
+        <w:pStyle w:val="ListParagraph"/>
+        <w:numPr>
+          <w:ilvl w:val="0"/>
+          <w:numId w:val="6"/>
+        </w:numPr>
+      </w:pPr>
+      <w:r>
+        <w:t xml:space="preserve">YEAR – the year </w:t>
+      </w:r>
+      <w:r>
+        <w:t>the incident occurred</w:t>
+      </w:r>
+    </w:p>
+    <w:p>
+      <w:pPr>
+        <w:pStyle w:val="ListParagraph"/>
+        <w:numPr>
+          <w:ilvl w:val="0"/>
+          <w:numId w:val="6"/>
+        </w:numPr>
+      </w:pPr>
+      <w:r>
+        <w:t>RESPONSE_TIME_MIN – the elapsed response time in minutes</w:t>
+      </w:r>
+      <w:r>
+        <w:t>, calculated by dividing INCIDENT</w:t>
+      </w:r>
+      <w:r>
+        <w:t>_RESPONSE_SECONDS_QY</w:t>
+      </w:r>
+      <w:r>
+        <w:t xml:space="preserve"> by 60</w:t>
+      </w:r>
+    </w:p>
+    <w:p>
+      <w:pPr>
+        <w:pStyle w:val="Heading4"/>
+      </w:pPr>
+      <w:r>
+        <w:t>Data Cleaning</w:t>
+      </w:r>
+    </w:p>
+    <w:p>
+      <w:r>
+        <w:tab/>
+        <w:t xml:space="preserve">Data cleaning involved two primary steps. First, the INCIDENT_DATETIME field was parsed to datetime format using an explicit format </w:t>
+      </w:r>
+      <w:r>
+        <w:t>string (</w:t>
+      </w:r>
+      <w:r>
+        <w:t>%m/%d/%Y %I.%M.%</w:t>
+      </w:r>
+      <w:r>
+        <w:t xml:space="preserve">S %p’) to ensure consistent parsing and avoid performance warnings </w:t>
+      </w:r>
+      <w:r>
+        <w:t xml:space="preserve">associated with format inference. Secondly, </w:t>
+      </w:r>
+      <w:r>
+        <w:t>an outlier policy was applied to response times. Records with a response time of 0 or less</w:t>
+      </w:r>
+      <w:r>
+        <w:t xml:space="preserve">, which can indicate a CAD error or an incident that occurs where </w:t>
+      </w:r>
+      <w:r>
+        <w:t>a</w:t>
+      </w:r>
+      <w:r>
+        <w:t xml:space="preserve"> unit is already positioned, </w:t>
+      </w:r>
+      <w:r>
+        <w:t>were excluded. Additionally, response time exceeding 120 m</w:t>
+      </w:r>
+      <w:r>
+        <w:t>inutes were excluded</w:t>
+      </w:r>
+      <w:r>
+        <w:t xml:space="preserve"> as they most likely indicate a CAD error or extraneous circumstance</w:t>
+      </w:r>
+      <w:r>
+        <w:t xml:space="preserve"> that is outside the scope of this study.</w:t>
+      </w:r>
+      <w:r>
+        <w:t xml:space="preserve"> </w:t>
+      </w:r>
+      <w:r>
+        <w:t xml:space="preserve"> </w:t>
+      </w:r>
+      <w:r>
+        <w:t>The filter was applied as follows:</w:t>
+      </w:r>
+    </w:p>
+    <w:p>
+      <w:proofErr w:type="spellStart"/>
+      <w:r>
+        <w:t>df</w:t>
+      </w:r>
+      <w:proofErr w:type="spellEnd"/>
+      <w:r>
+        <w:t xml:space="preserve"> = </w:t>
+      </w:r>
+      <w:proofErr w:type="spellStart"/>
+      <w:r>
+        <w:t>df</w:t>
+      </w:r>
+      <w:proofErr w:type="spellEnd"/>
+      <w:r>
+        <w:t>[(</w:t>
+      </w:r>
+      <w:proofErr w:type="spellStart"/>
+      <w:r>
+        <w:t>df</w:t>
+      </w:r>
+      <w:proofErr w:type="spellEnd"/>
+      <w:r>
+        <w:t>['RESPONSE_TIME_MIN'] &gt; 0) &amp; (</w:t>
+      </w:r>
+      <w:proofErr w:type="spellStart"/>
+      <w:r>
+        <w:t>df</w:t>
+      </w:r>
+      <w:proofErr w:type="spellEnd"/>
+      <w:r>
+        <w:t>['RESPONSE_TIME_MIN'] &lt;= 120)]</w:t>
+      </w:r>
+    </w:p>
+    <w:p>
+      <w:r>
+        <w:tab/>
+      </w:r>
+      <w:r>
+        <w:t>A missing data assessment was also conducted using a custom missing_data_report0 function. The b</w:t>
+      </w:r>
+      <w:r>
+        <w:t xml:space="preserve">orough and call type fields showed minimal missing data, while ZIP code had </w:t>
+      </w:r>
+      <w:r>
+        <w:t xml:space="preserve">a higher rate of missing data. As such, locational study was kept at the borough level for the study, which was </w:t>
+      </w:r>
+      <w:r>
+        <w:t>in line with the original intent.</w:t>
+      </w:r>
+    </w:p>
+    <w:p>
+      <w:pPr>
+        <w:pStyle w:val="Heading4"/>
+      </w:pPr>
+      <w:r>
+        <w:lastRenderedPageBreak/>
+        <w:t>Data Visualization</w:t>
+      </w:r>
+    </w:p>
+    <w:p>
+      <w:r>
+        <w:tab/>
+        <w:t xml:space="preserve">Figure 1 displays incident volume by borough. </w:t>
+      </w:r>
+      <w:r>
+        <w:t xml:space="preserve">Brooklyn and Manhattan had the most incidents for the study period, followed closely by Queens and the Bronx, while Richmond/Staten Island has the fewest. These volumes are not unexpected due to the population differences between the boroughs. </w:t>
+      </w:r>
+    </w:p>
+    <w:p>
+      <w:r>
+        <w:drawing>
+          <wp:inline distT="0" distB="0" distL="0" distR="0" wp14:anchorId="453F1246" wp14:editId="4E331ED5">
+            <wp:extent cx="4939660" cy="2743200"/>
+            <wp:effectExtent l="0" t="0" r="0" b="0"/>
+            <wp:docPr id="1425840064" name="Picture 1" descr="Bar chart depicting the EMS incident volume per NYC borough "/>
+            <wp:cNvGraphicFramePr>
+              <a:graphicFrameLocks xmlns:a="http://schemas.openxmlformats.org/drawingml/2006/main" noChangeAspect="1"/>
+            </wp:cNvGraphicFramePr>
+            <a:graphic xmlns:a="http://schemas.openxmlformats.org/drawingml/2006/main">
+              <a:graphicData uri="http://schemas.openxmlformats.org/drawingml/2006/picture">
+                <pic:pic xmlns:pic="http://schemas.openxmlformats.org/drawingml/2006/picture">
+                  <pic:nvPicPr>
+                    <pic:cNvPr id="1425840064" name="Picture 1" descr="Bar chart depicting the EMS incident volume per NYC borough "/>
+                    <pic:cNvPicPr/>
+                  </pic:nvPicPr>
+                  <pic:blipFill>
+                    <a:blip r:embed="rId8"/>
+                    <a:stretch>
+                      <a:fillRect/>
+                    </a:stretch>
+                  </pic:blipFill>
+                  <pic:spPr>
+                    <a:xfrm>
+                      <a:off x="0" y="0"/>
+                      <a:ext cx="4939660" cy="2743200"/>
+                    </a:xfrm>
+                    <a:prstGeom prst="rect">
+                      <a:avLst/>
+                    </a:prstGeom>
+                  </pic:spPr>
+                </pic:pic>
+              </a:graphicData>
+            </a:graphic>
+          </wp:inline>
+        </w:drawing>
+      </w:r>
+    </w:p>
+    <w:p>
+      <w:r>
+        <w:tab/>
+        <w:t xml:space="preserve">Figure 2 </w:t>
+      </w:r>
+      <w:r>
+        <w:t xml:space="preserve">shows </w:t>
+      </w:r>
+      <w:r>
+        <w:t>the</w:t>
+      </w:r>
+      <w:r>
+        <w:t xml:space="preserve"> distribution of incidents over the hour of the day. </w:t>
+      </w:r>
+      <w:r>
+        <w:t xml:space="preserve">There is a noticeable dip in the early hours of the day, </w:t>
+      </w:r>
+      <w:r>
+        <w:t xml:space="preserve">peaking at 11am but remaining consistent throughout the end of the day. </w:t>
+      </w:r>
+    </w:p>
+    <w:p>
+      <w:r>
+        <w:drawing>
+          <wp:inline distT="0" distB="0" distL="0" distR="0" wp14:anchorId="43886CBA" wp14:editId="06268A35">
+            <wp:extent cx="5943600" cy="1949450"/>
+            <wp:effectExtent l="0" t="0" r="0" b="0"/>
+            <wp:docPr id="1547318276" name="Picture 1"/>
+            <wp:cNvGraphicFramePr>
+              <a:graphicFrameLocks xmlns:a="http://schemas.openxmlformats.org/drawingml/2006/main" noChangeAspect="1"/>
+            </wp:cNvGraphicFramePr>
+            <a:graphic xmlns:a="http://schemas.openxmlformats.org/drawingml/2006/main">
+              <a:graphicData uri="http://schemas.openxmlformats.org/drawingml/2006/picture">
+                <pic:pic xmlns:pic="http://schemas.openxmlformats.org/drawingml/2006/picture">
+                  <pic:nvPicPr>
+                    <pic:cNvPr id="1547318276" name=""/>
+                    <pic:cNvPicPr/>
+                  </pic:nvPicPr>
+                  <pic:blipFill>
+                    <a:blip r:embed="rId9"/>
+                    <a:stretch>
+                      <a:fillRect/>
+                    </a:stretch>
+                  </pic:blipFill>
+                  <pic:spPr>
+                    <a:xfrm>
+                      <a:off x="0" y="0"/>
+                      <a:ext cx="5943600" cy="1949450"/>
+                    </a:xfrm>
+                    <a:prstGeom prst="rect">
+                      <a:avLst/>
+                    </a:prstGeom>
+                  </pic:spPr>
+                </pic:pic>
+              </a:graphicData>
+            </a:graphic>
+          </wp:inline>
+        </w:drawing>
+      </w:r>
+    </w:p>
+    <w:p>
+      <w:r>
+        <w:lastRenderedPageBreak/>
+        <w:t>Figure 3 shows the top 20 call types in the dataset.</w:t>
+      </w:r>
+      <w:r>
+        <w:t xml:space="preserve"> </w:t>
+      </w:r>
+      <w:r>
+        <w:rPr>
+          <w:i/>
+          <w:iCs/>
+        </w:rPr>
+        <w:t xml:space="preserve">Sick </w:t>
+      </w:r>
+      <w:r>
+        <w:t xml:space="preserve">and </w:t>
+      </w:r>
+      <w:r>
+        <w:rPr>
+          <w:i/>
+          <w:iCs/>
+        </w:rPr>
+        <w:t>Injury</w:t>
+      </w:r>
+      <w:r>
+        <w:t xml:space="preserve"> are by far the largest categories </w:t>
+      </w:r>
+      <w:r>
+        <w:t xml:space="preserve">while </w:t>
+      </w:r>
+      <w:r>
+        <w:rPr>
+          <w:i/>
+          <w:iCs/>
+        </w:rPr>
+        <w:t>EDPM</w:t>
+      </w:r>
+      <w:r>
+        <w:t xml:space="preserve"> (</w:t>
+      </w:r>
+      <w:r>
+        <w:t>P</w:t>
+      </w:r>
+      <w:r>
+        <w:t xml:space="preserve">sych patient – Non-violent), </w:t>
+      </w:r>
+      <w:r>
+        <w:rPr>
+          <w:i/>
+          <w:iCs/>
+        </w:rPr>
+        <w:t>Other</w:t>
+      </w:r>
+      <w:r>
+        <w:t xml:space="preserve">, and </w:t>
+      </w:r>
+      <w:r>
+        <w:rPr>
+          <w:i/>
+          <w:iCs/>
+        </w:rPr>
+        <w:t>CVAC</w:t>
+      </w:r>
+      <w:r>
+        <w:t xml:space="preserve"> (Stroke – Critical) </w:t>
+      </w:r>
+      <w:r>
+        <w:t xml:space="preserve"> </w:t>
+      </w:r>
+      <w:r>
+        <w:t xml:space="preserve">as the least frequent in the group. </w:t>
+      </w:r>
+    </w:p>
+    <w:p>
+      <w:r>
+        <w:drawing>
+          <wp:inline distT="0" distB="0" distL="0" distR="0" wp14:anchorId="647B2ED5" wp14:editId="304FC82A">
+            <wp:extent cx="4605623" cy="2743200"/>
+            <wp:effectExtent l="0" t="0" r="5080" b="0"/>
+            <wp:docPr id="260210054" name="Picture 1"/>
+            <wp:cNvGraphicFramePr>
+              <a:graphicFrameLocks xmlns:a="http://schemas.openxmlformats.org/drawingml/2006/main" noChangeAspect="1"/>
+            </wp:cNvGraphicFramePr>
+            <a:graphic xmlns:a="http://schemas.openxmlformats.org/drawingml/2006/main">
+              <a:graphicData uri="http://schemas.openxmlformats.org/drawingml/2006/picture">
+                <pic:pic xmlns:pic="http://schemas.openxmlformats.org/drawingml/2006/picture">
+                  <pic:nvPicPr>
+                    <pic:cNvPr id="260210054" name=""/>
+                    <pic:cNvPicPr/>
+                  </pic:nvPicPr>
+                  <pic:blipFill>
+                    <a:blip r:embed="rId10"/>
+                    <a:stretch>
+                      <a:fillRect/>
+                    </a:stretch>
+                  </pic:blipFill>
+                  <pic:spPr>
+                    <a:xfrm>
+                      <a:off x="0" y="0"/>
+                      <a:ext cx="4605623" cy="2743200"/>
+                    </a:xfrm>
+                    <a:prstGeom prst="rect">
+                      <a:avLst/>
+                    </a:prstGeom>
+                  </pic:spPr>
+                </pic:pic>
+              </a:graphicData>
+            </a:graphic>
+          </wp:inline>
+        </w:drawing>
+      </w:r>
+    </w:p>
+    <w:p>
+      <w:r>
+        <w:t xml:space="preserve">Figure 4 is a volume heatmap for hour of day and day of week. </w:t>
+      </w:r>
+      <w:r>
+        <w:t xml:space="preserve">This shows a similar pattern to the hour of day </w:t>
+      </w:r>
+      <w:r>
+        <w:t>chart</w:t>
+      </w:r>
+      <w:r>
+        <w:t xml:space="preserve"> in figure 2 </w:t>
+      </w:r>
+      <w:r>
+        <w:t xml:space="preserve">but also show that volumes are lower on weekends compared to weekdays. </w:t>
+      </w:r>
+    </w:p>
+    <w:p>
+      <w:r>
+        <w:drawing>
+          <wp:inline distT="0" distB="0" distL="0" distR="0" wp14:anchorId="1CB8D255" wp14:editId="53F8A315">
+            <wp:extent cx="3589591" cy="2743200"/>
+            <wp:effectExtent l="0" t="0" r="0" b="0"/>
+            <wp:docPr id="742034854" name="Picture 1"/>
+            <wp:cNvGraphicFramePr>
+              <a:graphicFrameLocks xmlns:a="http://schemas.openxmlformats.org/drawingml/2006/main" noChangeAspect="1"/>
+            </wp:cNvGraphicFramePr>
+            <a:graphic xmlns:a="http://schemas.openxmlformats.org/drawingml/2006/main">
+              <a:graphicData uri="http://schemas.openxmlformats.org/drawingml/2006/picture">
+                <pic:pic xmlns:pic="http://schemas.openxmlformats.org/drawingml/2006/picture">
+                  <pic:nvPicPr>
+                    <pic:cNvPr id="742034854" name=""/>
+                    <pic:cNvPicPr/>
+                  </pic:nvPicPr>
+                  <pic:blipFill>
+                    <a:blip r:embed="rId11"/>
+                    <a:stretch>
+                      <a:fillRect/>
+                    </a:stretch>
+                  </pic:blipFill>
+                  <pic:spPr>
+                    <a:xfrm>
+                      <a:off x="0" y="0"/>
+                      <a:ext cx="3589591" cy="2743200"/>
+                    </a:xfrm>
+                    <a:prstGeom prst="rect">
+                      <a:avLst/>
+                    </a:prstGeom>
+                  </pic:spPr>
+                </pic:pic>
+              </a:graphicData>
+            </a:graphic>
+          </wp:inline>
+        </w:drawing>
+      </w:r>
+    </w:p>
+    <w:p>
+      <w:pPr>
+        <w:ind w:firstLine="720"/>
+      </w:pPr>
+      <w:r>
+        <w:lastRenderedPageBreak/>
+        <w:t>Fi</w:t>
+      </w:r>
+      <w:r>
+        <w:t xml:space="preserve">gure 5 </w:t>
+      </w:r>
+      <w:r>
+        <w:t xml:space="preserve">is a boxplot of the incident response time by </w:t>
+      </w:r>
+      <w:r>
+        <w:t xml:space="preserve">borough. Here, Richmond/Staten Island </w:t>
+      </w:r>
+      <w:r>
+        <w:t>stands out</w:t>
+      </w:r>
+      <w:r>
+        <w:t xml:space="preserve"> with </w:t>
+      </w:r>
+      <w:r>
+        <w:t xml:space="preserve">lowest average response </w:t>
+      </w:r>
+      <w:r>
+        <w:t>times but</w:t>
+      </w:r>
+      <w:r>
+        <w:t xml:space="preserve"> also have a signific number of outliers at the extreme high end. </w:t>
+      </w:r>
+      <w:r>
+        <w:t xml:space="preserve">Of the remaining four boroughs, the Bronx </w:t>
+      </w:r>
+      <w:r>
+        <w:t xml:space="preserve">and Queens are quite similar, while Brooklyn and Manhattan are </w:t>
+      </w:r>
+      <w:r>
+        <w:t xml:space="preserve">more alike. </w:t>
+      </w:r>
+    </w:p>
+    <w:p>
+      <w:r>
+        <w:drawing>
+          <wp:inline distT="0" distB="0" distL="0" distR="0" wp14:anchorId="4A57CA19" wp14:editId="6791961C">
+            <wp:extent cx="4725999" cy="2743200"/>
+            <wp:effectExtent l="0" t="0" r="0" b="0"/>
+            <wp:docPr id="2082009326" name="Picture 1"/>
+            <wp:cNvGraphicFramePr>
+              <a:graphicFrameLocks xmlns:a="http://schemas.openxmlformats.org/drawingml/2006/main" noChangeAspect="1"/>
+            </wp:cNvGraphicFramePr>
+            <a:graphic xmlns:a="http://schemas.openxmlformats.org/drawingml/2006/main">
+              <a:graphicData uri="http://schemas.openxmlformats.org/drawingml/2006/picture">
+                <pic:pic xmlns:pic="http://schemas.openxmlformats.org/drawingml/2006/picture">
+                  <pic:nvPicPr>
+                    <pic:cNvPr id="2082009326" name=""/>
+                    <pic:cNvPicPr/>
+                  </pic:nvPicPr>
+                  <pic:blipFill>
+                    <a:blip r:embed="rId12"/>
+                    <a:stretch>
+                      <a:fillRect/>
+                    </a:stretch>
+                  </pic:blipFill>
+                  <pic:spPr>
+                    <a:xfrm>
+                      <a:off x="0" y="0"/>
+                      <a:ext cx="4725999" cy="2743200"/>
+                    </a:xfrm>
+                    <a:prstGeom prst="rect">
+                      <a:avLst/>
+                    </a:prstGeom>
+                  </pic:spPr>
+                </pic:pic>
+              </a:graphicData>
+            </a:graphic>
+          </wp:inline>
+        </w:drawing>
+      </w:r>
+    </w:p>
+    <w:p>
+      <w:r>
+        <w:t>Median times and rank are shown in Figure 6.</w:t>
+      </w:r>
+    </w:p>
+    <w:p>
+      <w:r>
+        <w:rPr>
+          <w:noProof/>
+        </w:rPr>
+        <w:drawing>
+          <wp:inline distT="0" distB="0" distL="0" distR="0" wp14:anchorId="2C968632" wp14:editId="38B7F6E7">
+            <wp:extent cx="5943600" cy="1343025"/>
+            <wp:effectExtent l="0" t="0" r="0" b="9525"/>
+            <wp:docPr id="1119559312" name="Picture 1"/>
+            <wp:cNvGraphicFramePr>
+              <a:graphicFrameLocks xmlns:a="http://schemas.openxmlformats.org/drawingml/2006/main" noChangeAspect="1"/>
+            </wp:cNvGraphicFramePr>
+            <a:graphic xmlns:a="http://schemas.openxmlformats.org/drawingml/2006/main">
+              <a:graphicData uri="http://schemas.openxmlformats.org/drawingml/2006/picture">
+                <pic:pic xmlns:pic="http://schemas.openxmlformats.org/drawingml/2006/picture">
+                  <pic:nvPicPr>
+                    <pic:cNvPr id="0" name="Picture 1"/>
+                    <pic:cNvPicPr>
+                      <a:picLocks noChangeAspect="1" noChangeArrowheads="1"/>
+                    </pic:cNvPicPr>
+                  </pic:nvPicPr>
+                  <pic:blipFill rotWithShape="1">
+                    <a:blip r:embed="rId13">
+                      <a:extLst>
+                        <a:ext uri="{28A0092B-C50C-407E-A947-70E740481C1C}">
+                          <a14:useLocalDpi xmlns:a14="http://schemas.microsoft.com/office/drawing/2010/main" val="0"/>
+                        </a:ext>
+                      </a:extLst>
+                    </a:blip>
+                    <a:srcRect t="8303" b="74224"/>
+                    <a:stretch>
+                      <a:fillRect/>
+                    </a:stretch>
+                  </pic:blipFill>
+                  <pic:spPr bwMode="auto">
+                    <a:xfrm>
+                      <a:off x="0" y="0"/>
+                      <a:ext cx="5943600" cy="1343025"/>
+                    </a:xfrm>
+                    <a:prstGeom prst="rect">
+                      <a:avLst/>
+                    </a:prstGeom>
+                    <a:noFill/>
+                    <a:ln>
+                      <a:noFill/>
+                    </a:ln>
+                    <a:extLst>
+                      <a:ext uri="{53640926-AAD7-44D8-BBD7-CCE9431645EC}">
+                        <a14:shadowObscured xmlns:a14="http://schemas.microsoft.com/office/drawing/2010/main"/>
+                      </a:ext>
+                    </a:extLst>
+                  </pic:spPr>
+                </pic:pic>
+              </a:graphicData>
+            </a:graphic>
+          </wp:inline>
+        </w:drawing>
+      </w:r>
+    </w:p>
+    <w:p>
+      <w:pPr>
+        <w:rPr>
+          <w:sz w:val="20"/>
+          <w:szCs w:val="20"/>
+        </w:rPr>
+      </w:pPr>
+      <w:r>
+        <w:t xml:space="preserve">The differences are </w:t>
+      </w:r>
+      <w:r>
+        <w:t>modest (less than 1 minute separating fastest from slowest)</w:t>
+      </w:r>
+      <w:r>
+        <w:t xml:space="preserve"> but in EMS, very small differences in times can have a big impact on patient outcomes. To test if these differences are statistically significant</w:t>
+      </w:r>
+      <w:r>
+        <w:t xml:space="preserve">, a Kruskal-Wallis H-test was performed (H = </w:t>
+      </w:r>
+      <w:r>
+        <w:t>11</w:t>
+      </w:r>
+      <w:r>
+        <w:t>,</w:t>
+      </w:r>
+      <w:r>
+        <w:t>448</w:t>
+      </w:r>
+      <w:r>
+        <w:t xml:space="preserve">.46, </w:t>
+      </w:r>
+      <w:r>
+        <w:t>p ≈ 0</w:t>
+      </w:r>
+      <w:r>
+        <w:t>) means that the differences for all 5 boroughs are significantly different</w:t>
+      </w:r>
+      <w:r>
+        <w:t>. The full results of the test are below:</w:t>
+      </w:r>
+    </w:p>
+    <w:p>
+      <w:pPr>
+        <w:ind w:left="720"/>
+      </w:pPr>
+      <w:r>
+        <w:rPr>
+          <w:sz w:val="20"/>
+          <w:szCs w:val="20"/>
+        </w:rPr>
+        <w:lastRenderedPageBreak/>
+        <w:t>Kruskal-Wallis H = 11448.46, p = 0.0000e+00</w:t>
+      </w:r>
+    </w:p>
+    <w:p>
+      <w:pPr>
+        <w:spacing w:after="100" w:afterAutospacing="1" w:line="240" w:lineRule="auto"/>
+        <w:ind w:left="720"/>
+        <w:rPr>
+          <w:sz w:val="20"/>
+          <w:szCs w:val="20"/>
+        </w:rPr>
+      </w:pPr>
+      <w:r>
+        <w:rPr>
+          <w:sz w:val="20"/>
+          <w:szCs w:val="20"/>
+        </w:rPr>
+        <w:t>→ Statistically significant difference in response times across boroughs (p &lt; 0.05).</w:t>
+      </w:r>
+    </w:p>
+    <w:p>
+      <w:pPr>
+        <w:spacing w:after="100" w:afterAutospacing="1" w:line="240" w:lineRule="auto"/>
+        <w:ind w:left="720"/>
+        <w:rPr>
+          <w:sz w:val="20"/>
+          <w:szCs w:val="20"/>
+        </w:rPr>
+      </w:pPr>
+      <w:r>
+        <w:rPr>
+          <w:sz w:val="20"/>
+          <w:szCs w:val="20"/>
+        </w:rPr>
+        <w:t xml:space="preserve">  Post-hoc pairwise comparisons (Mann-Whitney U with Bonferroni correction):</w:t>
+      </w:r>
+    </w:p>
+    <w:p>
+      <w:pPr>
+        <w:spacing w:after="100" w:afterAutospacing="1" w:line="240" w:lineRule="auto"/>
+        <w:ind w:left="720"/>
+        <w:rPr>
+          <w:sz w:val="20"/>
+          <w:szCs w:val="20"/>
+        </w:rPr>
+      </w:pPr>
+      <w:r>
+        <w:rPr>
+          <w:sz w:val="20"/>
+          <w:szCs w:val="20"/>
+        </w:rPr>
+        <w:t xml:space="preserve">  BRONX            vs BROOKLYN          adj-p = 0.0000e+00  ***</w:t>
+      </w:r>
+    </w:p>
+    <w:p>
+      <w:pPr>
+        <w:spacing w:after="100" w:afterAutospacing="1" w:line="240" w:lineRule="auto"/>
+        <w:ind w:left="720"/>
+        <w:rPr>
+          <w:sz w:val="20"/>
+          <w:szCs w:val="20"/>
+        </w:rPr>
+      </w:pPr>
+      <w:r>
+        <w:rPr>
+          <w:sz w:val="20"/>
+          <w:szCs w:val="20"/>
+        </w:rPr>
+        <w:t xml:space="preserve">  BRONX            vs MANHATTAN         adj-p = 0.0000e+00  ***</w:t>
+      </w:r>
+    </w:p>
+    <w:p>
+      <w:pPr>
+        <w:spacing w:after="100" w:afterAutospacing="1" w:line="240" w:lineRule="auto"/>
+        <w:ind w:left="720"/>
+        <w:rPr>
+          <w:sz w:val="20"/>
+          <w:szCs w:val="20"/>
+        </w:rPr>
+      </w:pPr>
+      <w:r>
+        <w:rPr>
+          <w:sz w:val="20"/>
+          <w:szCs w:val="20"/>
+        </w:rPr>
+        <w:t xml:space="preserve">  BRONX            vs QUEENS            adj-p = 2.7024e-223  ***</w:t>
+      </w:r>
+    </w:p>
+    <w:p>
+      <w:pPr>
+        <w:spacing w:after="100" w:afterAutospacing="1" w:line="240" w:lineRule="auto"/>
+        <w:ind w:left="720"/>
+        <w:rPr>
+          <w:sz w:val="20"/>
+          <w:szCs w:val="20"/>
+        </w:rPr>
+      </w:pPr>
+      <w:r>
+        <w:rPr>
+          <w:sz w:val="20"/>
+          <w:szCs w:val="20"/>
+        </w:rPr>
+        <w:t xml:space="preserve">  BRONX            vs RICHMOND / STATEN ISLAND  adj-p = 0.0000e+00  ***</w:t>
+      </w:r>
+    </w:p>
+    <w:p>
+      <w:pPr>
+        <w:spacing w:after="100" w:afterAutospacing="1" w:line="240" w:lineRule="auto"/>
+        <w:ind w:left="720"/>
+        <w:rPr>
+          <w:sz w:val="20"/>
+          <w:szCs w:val="20"/>
+        </w:rPr>
+      </w:pPr>
+      <w:r>
+        <w:rPr>
+          <w:sz w:val="20"/>
+          <w:szCs w:val="20"/>
+        </w:rPr>
+        <w:t xml:space="preserve">  BROOKLYN         vs MANHATTAN         adj-p = 8.2179e-73  ***</w:t>
+      </w:r>
+    </w:p>
+    <w:p>
+      <w:pPr>
+        <w:spacing w:after="100" w:afterAutospacing="1" w:line="240" w:lineRule="auto"/>
+        <w:ind w:left="720"/>
+        <w:rPr>
+          <w:sz w:val="20"/>
+          <w:szCs w:val="20"/>
+        </w:rPr>
+      </w:pPr>
+      <w:r>
+        <w:rPr>
+          <w:sz w:val="20"/>
+          <w:szCs w:val="20"/>
+        </w:rPr>
+        <w:t xml:space="preserve">  BROOKLYN         vs QUEENS            adj-p = 0.0000e+00  ***</w:t>
+      </w:r>
+    </w:p>
+    <w:p>
+      <w:pPr>
+        <w:spacing w:after="100" w:afterAutospacing="1" w:line="240" w:lineRule="auto"/>
+        <w:ind w:left="720"/>
+        <w:rPr>
+          <w:sz w:val="20"/>
+          <w:szCs w:val="20"/>
+        </w:rPr>
+      </w:pPr>
+      <w:r>
+        <w:rPr>
+          <w:sz w:val="20"/>
+          <w:szCs w:val="20"/>
+        </w:rPr>
+        <w:t xml:space="preserve">  BROOKLYN         vs RICHMOND / STATEN ISLAND  adj-p = 4.1261e-226  ***</w:t>
+      </w:r>
+    </w:p>
+    <w:p>
+      <w:pPr>
+        <w:spacing w:after="100" w:afterAutospacing="1" w:line="240" w:lineRule="auto"/>
+        <w:ind w:left="720"/>
+        <w:rPr>
+          <w:sz w:val="20"/>
+          <w:szCs w:val="20"/>
+        </w:rPr>
+      </w:pPr>
+      <w:r>
+        <w:rPr>
+          <w:sz w:val="20"/>
+          <w:szCs w:val="20"/>
+        </w:rPr>
+        <w:t xml:space="preserve">  MANHATTAN        vs QUEENS            adj-p = 0.0000e+00  ***</w:t>
+      </w:r>
+    </w:p>
+    <w:p>
+      <w:pPr>
+        <w:spacing w:after="100" w:afterAutospacing="1" w:line="240" w:lineRule="auto"/>
+        <w:ind w:left="720"/>
+        <w:rPr>
+          <w:sz w:val="20"/>
+          <w:szCs w:val="20"/>
+        </w:rPr>
+      </w:pPr>
+      <w:r>
+        <w:rPr>
+          <w:sz w:val="20"/>
+          <w:szCs w:val="20"/>
+        </w:rPr>
+        <w:t xml:space="preserve">  MANHATTAN        vs RICHMOND / STATEN ISLAND  adj-p = 1.6277e-94  ***</w:t>
+      </w:r>
+    </w:p>
+    <w:p>
+      <w:pPr>
+        <w:spacing w:after="100" w:afterAutospacing="1" w:line="240" w:lineRule="auto"/>
+        <w:ind w:left="720"/>
+        <w:rPr>
+          <w:sz w:val="20"/>
+          <w:szCs w:val="20"/>
+        </w:rPr>
+      </w:pPr>
+      <w:r>
+        <w:rPr>
+          <w:sz w:val="20"/>
+          <w:szCs w:val="20"/>
+        </w:rPr>
+        <w:t xml:space="preserve">  QUEENS           vs RICHMOND / STATEN ISLAND  adj-p = 0.0000e+00  ***</w:t>
+      </w:r>
+    </w:p>
+    <w:p>
+      <w:pPr>
+        <w:pStyle w:val="Heading3"/>
+      </w:pPr>
+      <w:r>
+        <w:t xml:space="preserve">Predicative </w:t>
+      </w:r>
+      <w:r>
+        <w:t>Models</w:t>
+      </w:r>
+    </w:p>
+    <w:p>
+      <w:pPr>
+        <w:pStyle w:val="Heading4"/>
+        <w:rPr>
+          <w:i w:val="0"/>
+          <w:iCs w:val="0"/>
+        </w:rPr>
+      </w:pPr>
+      <w:r>
+        <w:t>Model 1: Multiple Linear Regression for Response Time</w:t>
+      </w:r>
+    </w:p>
+    <w:p>
+      <w:r>
+        <w:tab/>
+        <w:t xml:space="preserve">The first model uses multiple linear regression to predict </w:t>
+      </w:r>
+      <w:r>
+        <w:t>EMS response time as a function of borough, hour of day, day of week, and incident call type. Linear regression is appropriate here because i</w:t>
+      </w:r>
+      <w:r>
+        <w:t>t</w:t>
+      </w:r>
+      <w:r>
+        <w:t xml:space="preserve"> provides both a predictive framework and directly interpretable coefficients</w:t>
+      </w:r>
+      <w:r>
+        <w:t xml:space="preserve">. This allows each variable to be considered while holding other factors constant. </w:t>
+      </w:r>
+    </w:p>
+    <w:p>
+      <w:r>
+        <w:tab/>
+        <w:t xml:space="preserve">A log transformation was </w:t>
+      </w:r>
+      <w:r>
+        <w:t xml:space="preserve">performed to account for the right skewedness of the data, this is a commonly used approach with response times. </w:t>
+      </w:r>
+      <w:r>
+        <w:t>The dataset was split into training (80%) and testing (20%) sets using a fixed random seed</w:t>
+      </w:r>
+      <w:r>
+        <w:t xml:space="preserve"> for reproducibility. The model was fit on the training set and evaluated on</w:t>
+      </w:r>
+      <w:r>
+        <w:t xml:space="preserve"> the test set using Root Mean Squared Error (RMSE) and R-</w:t>
+      </w:r>
+      <w:r>
+        <w:t>Squared (</w:t>
+      </w:r>
+      <w:r>
+        <w:t>R2)</w:t>
+      </w:r>
+      <w:r>
+        <w:t>.</w:t>
+      </w:r>
+      <w:r>
+        <w:t xml:space="preserve"> The results are quit poor for this model, with an RMSE of 0.4163 and R2 of </w:t>
+      </w:r>
+      <w:r>
+        <w:t xml:space="preserve">0.0013 – </w:t>
+      </w:r>
+      <w:r>
+        <w:lastRenderedPageBreak/>
+        <w:t xml:space="preserve">indicating that the model explains roughly 0.13% of the variance in data. </w:t>
+      </w:r>
+      <w:r>
+        <w:t xml:space="preserve">The results of this model illustrate the difficulty of predicting EMS response times and that there are likely many factors outside of what is available in the CAD data </w:t>
+      </w:r>
+      <w:r>
+        <w:t xml:space="preserve">that impact these times. </w:t>
+      </w:r>
+    </w:p>
+    <w:p>
+      <w:pPr>
+        <w:pStyle w:val="Heading4"/>
+      </w:pPr>
+      <w:r>
+        <w:t xml:space="preserve">Model </w:t>
+      </w:r>
+      <w:r>
+        <w:t>2:</w:t>
+      </w:r>
+      <w:r>
+        <w:t xml:space="preserve"> K-Means Clustering for Resource Allocation</w:t>
+      </w:r>
+    </w:p>
+    <w:p>
+      <w:r>
+        <w:tab/>
+        <w:t xml:space="preserve">The second model uses K-Means clustering to identify natural groupings of </w:t>
+      </w:r>
+      <w:r>
+        <w:t>demand patterns across borough-hour combinations. Unlike the regression model, K-Means is an unsupervised me</w:t>
+      </w:r>
+      <w:r>
+        <w:t>thod that discovers structure in the data without a specific target – which makes it well-suited for resource allocation analysis</w:t>
+      </w:r>
+      <w:r>
+        <w:t xml:space="preserve">. </w:t>
+      </w:r>
+    </w:p>
+    <w:p>
+      <w:r>
+        <w:tab/>
+        <w:t>The feature matrix for clustering was constructed by aggregating</w:t>
+      </w:r>
+      <w:r>
+        <w:t xml:space="preserve"> data by borough and hour, with total incident count and average response times calculated for each combination. </w:t>
+      </w:r>
+      <w:r>
+        <w:t>To determine the optimum n</w:t>
+      </w:r>
+      <w:r>
+        <w:t>umber of clusters, and elbow plot was generated by fitting K-Means models for k values from 2 to 10 and recording the within-cluster sum of squares for each. The elbow in the curve</w:t>
+      </w:r>
+      <w:r>
+        <w:t xml:space="preserve"> indicated that k=5 was a reasonable choice</w:t>
+      </w:r>
+      <w:r>
+        <w:t>.</w:t>
+      </w:r>
+    </w:p>
+    <w:p>
+      <w:r>
+        <w:drawing>
+          <wp:inline distT="0" distB="0" distL="0" distR="0" wp14:anchorId="2CFA1A62" wp14:editId="53EEE055">
+            <wp:extent cx="5943600" cy="2937510"/>
+            <wp:effectExtent l="0" t="0" r="0" b="0"/>
+            <wp:docPr id="1489326209" name="Picture 1"/>
+            <wp:cNvGraphicFramePr>
+              <a:graphicFrameLocks xmlns:a="http://schemas.openxmlformats.org/drawingml/2006/main" noChangeAspect="1"/>
+            </wp:cNvGraphicFramePr>
+            <a:graphic xmlns:a="http://schemas.openxmlformats.org/drawingml/2006/main">
+              <a:graphicData uri="http://schemas.openxmlformats.org/drawingml/2006/picture">
+                <pic:pic xmlns:pic="http://schemas.openxmlformats.org/drawingml/2006/picture">
+                  <pic:nvPicPr>
+                    <pic:cNvPr id="1489326209" name=""/>
+                    <pic:cNvPicPr/>
+                  </pic:nvPicPr>
+                  <pic:blipFill>
+                    <a:blip r:embed="rId14"/>
+                    <a:stretch>
+                      <a:fillRect/>
+                    </a:stretch>
+                  </pic:blipFill>
+                  <pic:spPr>
+                    <a:xfrm>
+                      <a:off x="0" y="0"/>
+                      <a:ext cx="5943600" cy="2937510"/>
+                    </a:xfrm>
+                    <a:prstGeom prst="rect">
+                      <a:avLst/>
+                    </a:prstGeom>
+                  </pic:spPr>
+                </pic:pic>
+              </a:graphicData>
+            </a:graphic>
+          </wp:inline>
+        </w:drawing>
+      </w:r>
+    </w:p>
+    <w:p>
+      <w:r>
+        <w:lastRenderedPageBreak/>
+        <w:t>Using k=5</w:t>
+      </w:r>
+      <w:r>
+        <w:t xml:space="preserve"> for the model, we see that the true differences in response time come from borough, with time of day having a much smaller impact on results. </w:t>
+      </w:r>
+    </w:p>
+    <w:p>
+      <w:r>
+        <w:drawing>
+          <wp:inline distT="0" distB="0" distL="0" distR="0" wp14:anchorId="04DACA7A" wp14:editId="696BF1E8">
+            <wp:extent cx="4303059" cy="2743200"/>
+            <wp:effectExtent l="0" t="0" r="2540" b="0"/>
+            <wp:docPr id="568459565" name="Picture 1"/>
+            <wp:cNvGraphicFramePr>
+              <a:graphicFrameLocks xmlns:a="http://schemas.openxmlformats.org/drawingml/2006/main" noChangeAspect="1"/>
+            </wp:cNvGraphicFramePr>
+            <a:graphic xmlns:a="http://schemas.openxmlformats.org/drawingml/2006/main">
+              <a:graphicData uri="http://schemas.openxmlformats.org/drawingml/2006/picture">
+                <pic:pic xmlns:pic="http://schemas.openxmlformats.org/drawingml/2006/picture">
+                  <pic:nvPicPr>
+                    <pic:cNvPr id="568459565" name=""/>
+                    <pic:cNvPicPr/>
+                  </pic:nvPicPr>
+                  <pic:blipFill>
+                    <a:blip r:embed="rId15"/>
+                    <a:stretch>
+                      <a:fillRect/>
+                    </a:stretch>
+                  </pic:blipFill>
+                  <pic:spPr>
+                    <a:xfrm>
+                      <a:off x="0" y="0"/>
+                      <a:ext cx="4303059" cy="2743200"/>
+                    </a:xfrm>
+                    <a:prstGeom prst="rect">
+                      <a:avLst/>
+                    </a:prstGeom>
+                  </pic:spPr>
+                </pic:pic>
+              </a:graphicData>
+            </a:graphic>
+          </wp:inline>
+        </w:drawing>
+      </w:r>
+      <w:r>
+        <w:t xml:space="preserve"> </w:t>
+      </w:r>
+    </w:p>
+    <w:p>
+      <w:pPr>
+        <w:pStyle w:val="Heading4"/>
+      </w:pPr>
+      <w:r>
+        <w:t>Model 3: Kernel Density Estimation for Severity Analysis</w:t>
+      </w:r>
+    </w:p>
+    <w:p>
+      <w:r>
+        <w:tab/>
+        <w:t>The third model uses Kernel Density Estimation (KDE) to characterize the distribution of response times and identify incidents that exceed a severity threshold. KDE</w:t>
+      </w:r>
+      <w:r>
+        <w:t xml:space="preserve"> is a non-parametric method that estimates the probability of density function of a continuous variable by placing a kernel </w:t>
+      </w:r>
+      <w:r>
+        <w:t xml:space="preserve">at each observation and summing the contributions. </w:t>
+      </w:r>
+    </w:p>
+    <w:p>
+      <w:r>
+        <w:tab/>
+        <w:t>For this analysis, incidents were classified into two severity categories</w:t>
+      </w:r>
+      <w:r>
+        <w:t xml:space="preserve">: Normal (response time below 10 minutes) and High (response times above 10 minutes) – this was chosen as an industry standard. </w:t>
+      </w:r>
+      <w:r>
+        <w:t xml:space="preserve">KDE curves were plotted for each severity group together for comparison. </w:t>
+      </w:r>
+    </w:p>
+    <w:p>
+      <w:r>
+        <w:lastRenderedPageBreak/>
+        <w:drawing>
+          <wp:inline distT="0" distB="0" distL="0" distR="0" wp14:anchorId="693DEE0D" wp14:editId="5D287A81">
+            <wp:extent cx="5551644" cy="2743200"/>
+            <wp:effectExtent l="0" t="0" r="0" b="0"/>
+            <wp:docPr id="373186264" name="Picture 1"/>
+            <wp:cNvGraphicFramePr>
+              <a:graphicFrameLocks xmlns:a="http://schemas.openxmlformats.org/drawingml/2006/main" noChangeAspect="1"/>
+            </wp:cNvGraphicFramePr>
+            <a:graphic xmlns:a="http://schemas.openxmlformats.org/drawingml/2006/main">
+              <a:graphicData uri="http://schemas.openxmlformats.org/drawingml/2006/picture">
+                <pic:pic xmlns:pic="http://schemas.openxmlformats.org/drawingml/2006/picture">
+                  <pic:nvPicPr>
+                    <pic:cNvPr id="373186264" name=""/>
+                    <pic:cNvPicPr/>
+                  </pic:nvPicPr>
+                  <pic:blipFill>
+                    <a:blip r:embed="rId16"/>
+                    <a:stretch>
+                      <a:fillRect/>
+                    </a:stretch>
+                  </pic:blipFill>
+                  <pic:spPr>
+                    <a:xfrm>
+                      <a:off x="0" y="0"/>
+                      <a:ext cx="5551644" cy="2743200"/>
+                    </a:xfrm>
+                    <a:prstGeom prst="rect">
+                      <a:avLst/>
+                    </a:prstGeom>
+                  </pic:spPr>
+                </pic:pic>
+              </a:graphicData>
+            </a:graphic>
+          </wp:inline>
+        </w:drawing>
+      </w:r>
+    </w:p>
+    <w:p>
+      <w:r>
+        <w:t xml:space="preserve">The resulting graph </w:t>
+      </w:r>
+      <w:r>
+        <w:t xml:space="preserve">shows a predictable split, with the High severity spiking at the </w:t>
+      </w:r>
+      <w:r>
+        <w:t>10-minute</w:t>
+      </w:r>
+      <w:r>
+        <w:t xml:space="preserve"> indicator set by the study</w:t>
+      </w:r>
+      <w:r>
+        <w:t>, with a considerable tail of incidents that extends to nearly 20</w:t>
+      </w:r>
+      <w:r>
+        <w:t>-</w:t>
+      </w:r>
+      <w:r>
+        <w:t xml:space="preserve">minute responses. When applied to a heatmap by borough, </w:t>
+      </w:r>
+      <w:r>
+        <w:t>we see that Brookly and the Bronx have the highest concentration of these high severity incidents</w:t>
+      </w:r>
+      <w:r>
+        <w:t xml:space="preserve">, particularly in the </w:t>
+      </w:r>
+      <w:r>
+        <w:t>midday</w:t>
+      </w:r>
+      <w:r>
+        <w:t xml:space="preserve"> to evening time periods. </w:t>
+      </w:r>
+    </w:p>
+    <w:p>
+      <w:r>
+        <w:drawing>
+          <wp:inline distT="0" distB="0" distL="0" distR="0" wp14:anchorId="0D971D98" wp14:editId="484A5C24">
+            <wp:extent cx="5943600" cy="2251075"/>
+            <wp:effectExtent l="0" t="0" r="0" b="0"/>
+            <wp:docPr id="2008904523" name="Picture 1"/>
+            <wp:cNvGraphicFramePr>
+              <a:graphicFrameLocks xmlns:a="http://schemas.openxmlformats.org/drawingml/2006/main" noChangeAspect="1"/>
+            </wp:cNvGraphicFramePr>
+            <a:graphic xmlns:a="http://schemas.openxmlformats.org/drawingml/2006/main">
+              <a:graphicData uri="http://schemas.openxmlformats.org/drawingml/2006/picture">
+                <pic:pic xmlns:pic="http://schemas.openxmlformats.org/drawingml/2006/picture">
+                  <pic:nvPicPr>
+                    <pic:cNvPr id="2008904523" name=""/>
+                    <pic:cNvPicPr/>
+                  </pic:nvPicPr>
+                  <pic:blipFill>
+                    <a:blip r:embed="rId17"/>
+                    <a:stretch>
+                      <a:fillRect/>
+                    </a:stretch>
+                  </pic:blipFill>
+                  <pic:spPr>
+                    <a:xfrm>
+                      <a:off x="0" y="0"/>
+                      <a:ext cx="5943600" cy="2251075"/>
+                    </a:xfrm>
+                    <a:prstGeom prst="rect">
+                      <a:avLst/>
+                    </a:prstGeom>
+                  </pic:spPr>
+                </pic:pic>
+              </a:graphicData>
+            </a:graphic>
+          </wp:inline>
+        </w:drawing>
+      </w:r>
+    </w:p>
+    <w:p>
+      <w:pPr>
+        <w:pStyle w:val="Heading3"/>
+      </w:pPr>
+      <w:r>
+        <w:lastRenderedPageBreak/>
+        <w:t>I</w:t>
+      </w:r>
+      <w:r>
+        <w:t>nterpretation and Conclusions</w:t>
+      </w:r>
+    </w:p>
+    <w:p>
+      <w:r>
+        <w:tab/>
+        <w:t>This study underlines the complexity of emergency response data</w:t>
+      </w:r>
+      <w:r>
+        <w:t xml:space="preserve">. </w:t>
+      </w:r>
+      <w:r>
+        <w:t xml:space="preserve">The regression model’s low R2 score </w:t>
+      </w:r>
+      <w:r>
+        <w:t xml:space="preserve">demonstrates that there are likely many additional variables that need to be considered when trying to predict response times. </w:t>
+      </w:r>
+      <w:r>
+        <w:t>The K-Means clustering analysis showed that the response times of each borough were statistically different</w:t>
+      </w:r>
+      <w:r>
+        <w:t xml:space="preserve"> but that time of day was not as significant player in those differences. </w:t>
+      </w:r>
+    </w:p>
+    <w:p>
+      <w:pPr>
+        <w:ind w:firstLine="720"/>
+      </w:pPr>
       <w:r>
         <w:t>C</w:t>
       </w:r>
       <w:r>
-        <w:t>ity</w:t>
-      </w:r>
-      <w:r>
-        <w:t xml:space="preserve"> Open Data portal. </w:t>
-      </w:r>
-      <w:r>
-        <w:t>This data comes from the EMS</w:t>
-      </w:r>
-      <w:r>
-        <w:t xml:space="preserve"> Computer Aided Dispatch (CAD)</w:t>
-      </w:r>
-      <w:r>
-        <w:t xml:space="preserve"> system for the Fire Department of New York (FDNY) and covers all incident information </w:t>
-      </w:r>
-      <w:r>
-        <w:t xml:space="preserve">from the call creation through closure and includes all response information. </w:t>
-      </w:r>
-      <w:r>
-        <w:t>This information has been filtered in compliance with the</w:t>
-      </w:r>
-      <w:r>
-        <w:t xml:space="preserve"> </w:t>
-      </w:r>
-      <w:r>
-        <w:t>Health Insurance Portability and Accountability Act (HIPAA)</w:t>
-      </w:r>
-      <w:r>
-        <w:t xml:space="preserve"> to keep patient information protected. The </w:t>
-      </w:r>
-      <w:r>
-        <w:t>dataset contains 28.7 million rows of data across 31 columns</w:t>
-      </w:r>
-      <w:r>
-        <w:t xml:space="preserve"> that include response timestamps, incident categorization</w:t>
-      </w:r>
-      <w:r>
-        <w:t>, and location data</w:t>
-      </w:r>
-      <w:r>
-        <w:t>.</w:t>
-      </w:r>
-    </w:p>
-    <w:p>
-      <w:pPr>
-        <w:pStyle w:val="Heading3"/>
-      </w:pPr>
-      <w:r>
-        <w:t>Exploratory Data Analysis</w:t>
-      </w:r>
-    </w:p>
-    <w:p>
-      <w:pPr>
-        <w:pStyle w:val="Heading3"/>
-      </w:pPr>
-      <w:r>
-        <w:t xml:space="preserve">Predicative </w:t>
-      </w:r>
-      <w:r>
-        <w:t>Models</w:t>
-      </w:r>
-    </w:p>
-    <w:p>
-      <w:pPr>
-        <w:pStyle w:val="Heading3"/>
-      </w:pPr>
-      <w:r>
-        <w:t>I</w:t>
-      </w:r>
-      <w:r>
-        <w:t>nterpretation and Conclusions</w:t>
+        <w:t xml:space="preserve">all type distribution </w:t>
+      </w:r>
+      <w:r>
+        <w:t xml:space="preserve">varies across all boroughs of the city, but the study does show that there are response </w:t>
+      </w:r>
+      <w:r>
+        <w:t>inequities</w:t>
+      </w:r>
+      <w:r>
+        <w:t xml:space="preserve"> between the boroughs. The Bronx, the most economically disadvantaged of the 5, sees the slowest </w:t>
+      </w:r>
+      <w:r>
+        <w:t xml:space="preserve">average </w:t>
+      </w:r>
+      <w:r>
+        <w:t>response times</w:t>
+      </w:r>
+      <w:r>
+        <w:t>, the highest concentration of high severity responses and the</w:t>
+      </w:r>
+      <w:r>
+        <w:t xml:space="preserve"> third highest call volumes (despite having the lowest population after Richmond/Staten Island).</w:t>
+      </w:r>
+      <w:r>
+        <w:t xml:space="preserve"> These results, while limited, point to a need for additional resources the Bronx to better prepare EMS crews for the call volume</w:t>
+      </w:r>
+      <w:r>
+        <w:t xml:space="preserve">s experienced there and to better serve the needs of that community. </w:t>
+      </w:r>
+    </w:p>
+    <w:p>
+      <w:pPr>
+        <w:ind w:firstLine="720"/>
+      </w:pPr>
+      <w:r>
+        <w:t xml:space="preserve">Future enhancements to this work would include bolstering the dataset to include </w:t>
+      </w:r>
+      <w:r>
+        <w:t>unit location at time of dispatch data as well as local traffic and weather data to better understand the factors that impact longer response times.</w:t>
+      </w:r>
+      <w:r>
+        <w:t xml:space="preserve"> Despite the limitations of the available data, this study demonstrates that systemic analysis of EMS dispatch data can be very valuable to civic leaders looking to improve the performance of their EMS systems. </w:t>
       </w:r>
     </w:p>
     <w:p>
@@ -369,7 +1866,27 @@
         <w:t>EMS Incident Dispatch Data</w:t>
       </w:r>
       <w:r>
-        <w:t>. Cityofnewyork.us. https://data.cityofnewyork.us/Public-Safety/EMS-Incident-Dispatch-Data/76xm-jjuj/about_data</w:t>
+        <w:t xml:space="preserve">. Cityofnewyork.us. </w:t>
+      </w:r>
+      <w:r>
+        <w:t>https://data.cityofnewyork.us/Public-Safety/EMS-Incident-Dispatch-Data/76xm-jjuj/about_data</w:t>
+      </w:r>
+    </w:p>
+    <w:p>
+      <w:pPr>
+        <w:ind w:left="720" w:hanging="720"/>
+      </w:pPr>
+      <w:r>
+        <w:t>McKinney, W. (2022.) Python for data analysis (3</w:t>
+      </w:r>
+      <w:r>
+        <w:rPr>
+          <w:vertAlign w:val="superscript"/>
+        </w:rPr>
+        <w:t>rd</w:t>
+      </w:r>
+      <w:r>
+        <w:t xml:space="preserve"> ed.). O’Reilly Media. </w:t>
       </w:r>
     </w:p>
     <w:p/>
@@ -377,7 +1894,7 @@
     <w:p/>
     <w:p/>
     <w:sectPr>
-      <w:footerReference w:type="default" r:id="rId8"/>
+      <w:footerReference w:type="default" r:id="rId18"/>
       <w:pgSz w:w="12240" w:h="15840"/>
       <w:pgMar w:top="1440" w:right="1440" w:bottom="1440" w:left="1440" w:header="720" w:footer="720" w:gutter="0"/>
       <w:pgBorders w:offsetFrom="page">
@@ -689,6 +2206,119 @@
     </w:lvl>
   </w:abstractNum>
   <w:abstractNum w:abstractNumId="2" w15:restartNumberingAfterBreak="0">
+    <w:nsid w:val="4AAF6688"/>
+    <w:multiLevelType w:val="hybridMultilevel"/>
+    <w:tmpl w:val="935CADA8"/>
+    <w:lvl w:ilvl="0" w:tplc="04090001">
+      <w:start w:val="1"/>
+      <w:numFmt w:val="bullet"/>
+      <w:lvlText w:val=""/>
+      <w:lvlJc w:val="left"/>
+      <w:pPr>
+        <w:ind w:left="720" w:hanging="360"/>
+      </w:pPr>
+      <w:rPr>
+        <w:rFonts w:ascii="Symbol" w:hAnsi="Symbol" w:hint="default"/>
+      </w:rPr>
+    </w:lvl>
+    <w:lvl w:ilvl="1" w:tplc="04090003">
+      <w:start w:val="1"/>
+      <w:numFmt w:val="bullet"/>
+      <w:lvlText w:val="o"/>
+      <w:lvlJc w:val="left"/>
+      <w:pPr>
+        <w:ind w:left="1440" w:hanging="360"/>
+      </w:pPr>
+      <w:rPr>
+        <w:rFonts w:ascii="Courier New" w:hAnsi="Courier New" w:cs="Courier New" w:hint="default"/>
+      </w:rPr>
+    </w:lvl>
+    <w:lvl w:ilvl="2" w:tplc="04090005" w:tentative="1">
+      <w:start w:val="1"/>
+      <w:numFmt w:val="bullet"/>
+      <w:lvlText w:val=""/>
+      <w:lvlJc w:val="left"/>
+      <w:pPr>
+        <w:ind w:left="2160" w:hanging="360"/>
+      </w:pPr>
+      <w:rPr>
+        <w:rFonts w:ascii="Wingdings" w:hAnsi="Wingdings" w:hint="default"/>
+      </w:rPr>
+    </w:lvl>
+    <w:lvl w:ilvl="3" w:tplc="04090001" w:tentative="1">
+      <w:start w:val="1"/>
+      <w:numFmt w:val="bullet"/>
+      <w:lvlText w:val=""/>
+      <w:lvlJc w:val="left"/>
+      <w:pPr>
+        <w:ind w:left="2880" w:hanging="360"/>
+      </w:pPr>
+      <w:rPr>
+        <w:rFonts w:ascii="Symbol" w:hAnsi="Symbol" w:hint="default"/>
+      </w:rPr>
+    </w:lvl>
+    <w:lvl w:ilvl="4" w:tplc="04090003" w:tentative="1">
+      <w:start w:val="1"/>
+      <w:numFmt w:val="bullet"/>
+      <w:lvlText w:val="o"/>
+      <w:lvlJc w:val="left"/>
+      <w:pPr>
+        <w:ind w:left="3600" w:hanging="360"/>
+      </w:pPr>
+      <w:rPr>
+        <w:rFonts w:ascii="Courier New" w:hAnsi="Courier New" w:cs="Courier New" w:hint="default"/>
+      </w:rPr>
+    </w:lvl>
+    <w:lvl w:ilvl="5" w:tplc="04090005" w:tentative="1">
+      <w:start w:val="1"/>
+      <w:numFmt w:val="bullet"/>
+      <w:lvlText w:val=""/>
+      <w:lvlJc w:val="left"/>
+      <w:pPr>
+        <w:ind w:left="4320" w:hanging="360"/>
+      </w:pPr>
+      <w:rPr>
+        <w:rFonts w:ascii="Wingdings" w:hAnsi="Wingdings" w:hint="default"/>
+      </w:rPr>
+    </w:lvl>
+    <w:lvl w:ilvl="6" w:tplc="04090001" w:tentative="1">
+      <w:start w:val="1"/>
+      <w:numFmt w:val="bullet"/>
+      <w:lvlText w:val=""/>
+      <w:lvlJc w:val="left"/>
+      <w:pPr>
+        <w:ind w:left="5040" w:hanging="360"/>
+      </w:pPr>
+      <w:rPr>
+        <w:rFonts w:ascii="Symbol" w:hAnsi="Symbol" w:hint="default"/>
+      </w:rPr>
+    </w:lvl>
+    <w:lvl w:ilvl="7" w:tplc="04090003" w:tentative="1">
+      <w:start w:val="1"/>
+      <w:numFmt w:val="bullet"/>
+      <w:lvlText w:val="o"/>
+      <w:lvlJc w:val="left"/>
+      <w:pPr>
+        <w:ind w:left="5760" w:hanging="360"/>
+      </w:pPr>
+      <w:rPr>
+        <w:rFonts w:ascii="Courier New" w:hAnsi="Courier New" w:cs="Courier New" w:hint="default"/>
+      </w:rPr>
+    </w:lvl>
+    <w:lvl w:ilvl="8" w:tplc="04090005" w:tentative="1">
+      <w:start w:val="1"/>
+      <w:numFmt w:val="bullet"/>
+      <w:lvlText w:val=""/>
+      <w:lvlJc w:val="left"/>
+      <w:pPr>
+        <w:ind w:left="6480" w:hanging="360"/>
+      </w:pPr>
+      <w:rPr>
+        <w:rFonts w:ascii="Wingdings" w:hAnsi="Wingdings" w:hint="default"/>
+      </w:rPr>
+    </w:lvl>
+  </w:abstractNum>
+  <w:abstractNum w:abstractNumId="3" w15:restartNumberingAfterBreak="0">
     <w:nsid w:val="51753364"/>
     <w:multiLevelType w:val="hybridMultilevel"/>
     <w:tmpl w:val="9118C1F6"/>
@@ -801,7 +2431,7 @@
       </w:rPr>
     </w:lvl>
   </w:abstractNum>
-  <w:abstractNum w:abstractNumId="3" w15:restartNumberingAfterBreak="0">
+  <w:abstractNum w:abstractNumId="4" w15:restartNumberingAfterBreak="0">
     <w:nsid w:val="77F41CDF"/>
     <w:multiLevelType w:val="hybridMultilevel"/>
     <w:tmpl w:val="850E0EDA"/>
@@ -914,17 +2544,136 @@
       </w:rPr>
     </w:lvl>
   </w:abstractNum>
+  <w:abstractNum w:abstractNumId="5" w15:restartNumberingAfterBreak="0">
+    <w:nsid w:val="7FAE066C"/>
+    <w:multiLevelType w:val="hybridMultilevel"/>
+    <w:tmpl w:val="0DF49D08"/>
+    <w:lvl w:ilvl="0" w:tplc="04090001">
+      <w:start w:val="1"/>
+      <w:numFmt w:val="bullet"/>
+      <w:lvlText w:val=""/>
+      <w:lvlJc w:val="left"/>
+      <w:pPr>
+        <w:ind w:left="840" w:hanging="360"/>
+      </w:pPr>
+      <w:rPr>
+        <w:rFonts w:ascii="Symbol" w:hAnsi="Symbol" w:hint="default"/>
+      </w:rPr>
+    </w:lvl>
+    <w:lvl w:ilvl="1" w:tplc="04090003" w:tentative="1">
+      <w:start w:val="1"/>
+      <w:numFmt w:val="bullet"/>
+      <w:lvlText w:val="o"/>
+      <w:lvlJc w:val="left"/>
+      <w:pPr>
+        <w:ind w:left="1560" w:hanging="360"/>
+      </w:pPr>
+      <w:rPr>
+        <w:rFonts w:ascii="Courier New" w:hAnsi="Courier New" w:cs="Courier New" w:hint="default"/>
+      </w:rPr>
+    </w:lvl>
+    <w:lvl w:ilvl="2" w:tplc="04090005" w:tentative="1">
+      <w:start w:val="1"/>
+      <w:numFmt w:val="bullet"/>
+      <w:lvlText w:val=""/>
+      <w:lvlJc w:val="left"/>
+      <w:pPr>
+        <w:ind w:left="2280" w:hanging="360"/>
+      </w:pPr>
+      <w:rPr>
+        <w:rFonts w:ascii="Wingdings" w:hAnsi="Wingdings" w:hint="default"/>
+      </w:rPr>
+    </w:lvl>
+    <w:lvl w:ilvl="3" w:tplc="04090001" w:tentative="1">
+      <w:start w:val="1"/>
+      <w:numFmt w:val="bullet"/>
+      <w:lvlText w:val=""/>
+      <w:lvlJc w:val="left"/>
+      <w:pPr>
+        <w:ind w:left="3000" w:hanging="360"/>
+      </w:pPr>
+      <w:rPr>
+        <w:rFonts w:ascii="Symbol" w:hAnsi="Symbol" w:hint="default"/>
+      </w:rPr>
+    </w:lvl>
+    <w:lvl w:ilvl="4" w:tplc="04090003" w:tentative="1">
+      <w:start w:val="1"/>
+      <w:numFmt w:val="bullet"/>
+      <w:lvlText w:val="o"/>
+      <w:lvlJc w:val="left"/>
+      <w:pPr>
+        <w:ind w:left="3720" w:hanging="360"/>
+      </w:pPr>
+      <w:rPr>
+        <w:rFonts w:ascii="Courier New" w:hAnsi="Courier New" w:cs="Courier New" w:hint="default"/>
+      </w:rPr>
+    </w:lvl>
+    <w:lvl w:ilvl="5" w:tplc="04090005" w:tentative="1">
+      <w:start w:val="1"/>
+      <w:numFmt w:val="bullet"/>
+      <w:lvlText w:val=""/>
+      <w:lvlJc w:val="left"/>
+      <w:pPr>
+        <w:ind w:left="4440" w:hanging="360"/>
+      </w:pPr>
+      <w:rPr>
+        <w:rFonts w:ascii="Wingdings" w:hAnsi="Wingdings" w:hint="default"/>
+      </w:rPr>
+    </w:lvl>
+    <w:lvl w:ilvl="6" w:tplc="04090001" w:tentative="1">
+      <w:start w:val="1"/>
+      <w:numFmt w:val="bullet"/>
+      <w:lvlText w:val=""/>
+      <w:lvlJc w:val="left"/>
+      <w:pPr>
+        <w:ind w:left="5160" w:hanging="360"/>
+      </w:pPr>
+      <w:rPr>
+        <w:rFonts w:ascii="Symbol" w:hAnsi="Symbol" w:hint="default"/>
+      </w:rPr>
+    </w:lvl>
+    <w:lvl w:ilvl="7" w:tplc="04090003" w:tentative="1">
+      <w:start w:val="1"/>
+      <w:numFmt w:val="bullet"/>
+      <w:lvlText w:val="o"/>
+      <w:lvlJc w:val="left"/>
+      <w:pPr>
+        <w:ind w:left="5880" w:hanging="360"/>
+      </w:pPr>
+      <w:rPr>
+        <w:rFonts w:ascii="Courier New" w:hAnsi="Courier New" w:cs="Courier New" w:hint="default"/>
+      </w:rPr>
+    </w:lvl>
+    <w:lvl w:ilvl="8" w:tplc="04090005" w:tentative="1">
+      <w:start w:val="1"/>
+      <w:numFmt w:val="bullet"/>
+      <w:lvlText w:val=""/>
+      <w:lvlJc w:val="left"/>
+      <w:pPr>
+        <w:ind w:left="6600" w:hanging="360"/>
+      </w:pPr>
+      <w:rPr>
+        <w:rFonts w:ascii="Wingdings" w:hAnsi="Wingdings" w:hint="default"/>
+      </w:rPr>
+    </w:lvl>
+  </w:abstractNum>
   <w:num w:numId="1" w16cid:durableId="1295334272">
-    <w:abstractNumId w:val="2"/>
+    <w:abstractNumId w:val="3"/>
   </w:num>
   <w:num w:numId="2" w16cid:durableId="1857040299">
-    <w:abstractNumId w:val="3"/>
+    <w:abstractNumId w:val="4"/>
   </w:num>
   <w:num w:numId="3" w16cid:durableId="983972387">
     <w:abstractNumId w:val="0"/>
   </w:num>
   <w:num w:numId="4" w16cid:durableId="1093669196">
     <w:abstractNumId w:val="1"/>
+  </w:num>
+  <w:num w:numId="5" w16cid:durableId="52628278">
+    <w:abstractNumId w:val="2"/>
+  </w:num>
+  <w:num w:numId="6" w16cid:durableId="345908442">
+    <w:abstractNumId w:val="5"/>
   </w:num>
 </w:numbering>
 </file>
@@ -1409,7 +3158,6 @@
     <w:next w:val="Normal"/>
     <w:link w:val="Heading4Char"/>
     <w:uiPriority w:val="9"/>
-    <w:semiHidden/>
     <w:unhideWhenUsed/>
     <w:qFormat/>
     <w:rsid w:val="00762F63"/>
@@ -1538,7 +3286,6 @@
   <w:style w:type="character" w:default="1" w:styleId="DefaultParagraphFont">
     <w:name w:val="Default Paragraph Font"/>
     <w:uiPriority w:val="1"/>
-    <w:semiHidden/>
     <w:unhideWhenUsed/>
   </w:style>
   <w:style w:type="table" w:default="1" w:styleId="TableNormal">
@@ -1606,7 +3353,6 @@
     <w:basedOn w:val="DefaultParagraphFont"/>
     <w:link w:val="Heading4"/>
     <w:uiPriority w:val="9"/>
-    <w:semiHidden/>
     <w:rsid w:val="00762F63"/>
     <w:rPr>
       <w:rFonts w:eastAsiaTheme="majorEastAsia" w:cstheme="majorBidi"/>
@@ -1996,6 +3742,25 @@
       <w:spacing w:after="100"/>
       <w:ind w:left="220"/>
     </w:pPr>
+  </w:style>
+  <w:style w:type="paragraph" w:styleId="Caption">
+    <w:name w:val="caption"/>
+    <w:basedOn w:val="Normal"/>
+    <w:next w:val="Normal"/>
+    <w:uiPriority w:val="35"/>
+    <w:unhideWhenUsed/>
+    <w:qFormat/>
+    <w:rsid w:val="004F4F81"/>
+    <w:pPr>
+      <w:spacing w:after="200" w:line="240" w:lineRule="auto"/>
+    </w:pPr>
+    <w:rPr>
+      <w:i/>
+      <w:iCs/>
+      <w:color w:val="0E2841" w:themeColor="text2"/>
+      <w:sz w:val="18"/>
+      <w:szCs w:val="18"/>
+    </w:rPr>
   </w:style>
 </w:styles>
 </file>
